--- a/Stages/USPSA/Matches/RPS 04_26/Stage 7.docx
+++ b/Stages/USPSA/Matches/RPS 04_26/Stage 7.docx
@@ -111,7 +111,7 @@
         <w:t xml:space="preserve"> </w:t>
       </w:r>
       <w:r>
-        <w:t>Tim Herron / Ike Starnes</w:t>
+        <w:t>Ike Starnes</w:t>
       </w:r>
     </w:p>
     <w:tbl>
@@ -152,11 +152,23 @@
                 <w:b/>
                 <w:bCs/>
               </w:rPr>
-              <w:t>SCORING:</w:t>
+              <w:t>SCORING</w:t>
+            </w:r>
+            <w:proofErr w:type="gramStart"/>
+            <w:r>
+              <w:rPr>
+                <w:b/>
+                <w:bCs/>
+              </w:rPr>
+              <w:t>:</w:t>
             </w:r>
             <w:r>
               <w:tab/>
-              <w:t xml:space="preserve"> Comstock </w:t>
+              <w:t xml:space="preserve"> Comstock</w:t>
+            </w:r>
+            <w:proofErr w:type="gramEnd"/>
+            <w:r>
+              <w:t xml:space="preserve"> </w:t>
             </w:r>
             <w:r>
               <w:t>11</w:t>
@@ -177,7 +189,15 @@
                 <w:b/>
                 <w:bCs/>
               </w:rPr>
-              <w:t>TARGETS:</w:t>
+              <w:t>TARGETS</w:t>
+            </w:r>
+            <w:proofErr w:type="gramStart"/>
+            <w:r>
+              <w:rPr>
+                <w:b/>
+                <w:bCs/>
+              </w:rPr>
+              <w:t>:</w:t>
             </w:r>
             <w:r>
               <w:tab/>
@@ -186,6 +206,7 @@
             <w:r>
               <w:t>2</w:t>
             </w:r>
+            <w:proofErr w:type="gramEnd"/>
             <w:r>
               <w:t xml:space="preserve"> </w:t>
             </w:r>
@@ -214,7 +235,15 @@
                 <w:b/>
                 <w:bCs/>
               </w:rPr>
-              <w:t xml:space="preserve">SCORED HITS: </w:t>
+              <w:t>SCORED HITS</w:t>
+            </w:r>
+            <w:proofErr w:type="gramStart"/>
+            <w:r>
+              <w:rPr>
+                <w:b/>
+                <w:bCs/>
+              </w:rPr>
+              <w:t xml:space="preserve">: </w:t>
             </w:r>
             <w:r>
               <w:rPr>
@@ -228,8 +257,17 @@
               </w:rPr>
               <w:t>3</w:t>
             </w:r>
+            <w:proofErr w:type="gramEnd"/>
             <w:r>
-              <w:t xml:space="preserve"> Best hits per carboard will be scored.</w:t>
+              <w:t xml:space="preserve"> Best hits per </w:t>
+            </w:r>
+            <w:proofErr w:type="gramStart"/>
+            <w:r>
+              <w:t>carboard</w:t>
+            </w:r>
+            <w:proofErr w:type="gramEnd"/>
+            <w:r>
+              <w:t xml:space="preserve"> will be scored.</w:t>
             </w:r>
           </w:p>
         </w:tc>
@@ -240,6 +278,9 @@
         <w:jc w:val="center"/>
       </w:pPr>
       <w:r>
+        <w:rPr>
+          <w:noProof/>
+        </w:rPr>
         <w:drawing>
           <wp:inline distT="0" distB="0" distL="0" distR="0" wp14:anchorId="57674D5D" wp14:editId="4871AFC7">
             <wp:extent cx="3646138" cy="5808134"/>
@@ -431,11 +472,16 @@
       <w:r>
         <w:t xml:space="preserve">, </w:t>
       </w:r>
+      <w:proofErr w:type="gramStart"/>
       <w:r>
         <w:t>55</w:t>
       </w:r>
       <w:r>
-        <w:t xml:space="preserve"> point, </w:t>
+        <w:t xml:space="preserve"> point</w:t>
+      </w:r>
+      <w:proofErr w:type="gramEnd"/>
+      <w:r>
+        <w:t xml:space="preserve">, </w:t>
       </w:r>
       <w:r>
         <w:t xml:space="preserve">Comstock </w:t>
@@ -806,7 +852,7 @@
           <w:noProof/>
         </w:rPr>
         <w:drawing>
-          <wp:inline distT="0" distB="0" distL="0" distR="0" wp14:anchorId="03A3FD70" wp14:editId="0F16F7B3">
+          <wp:inline distT="0" distB="0" distL="0" distR="0" wp14:anchorId="03A3FD70" wp14:editId="52E1FDDC">
             <wp:extent cx="666750" cy="666750"/>
             <wp:effectExtent l="0" t="0" r="0" b="0"/>
             <wp:docPr id="1038517772" name="Picture 2" descr="A black and white logo&#10;&#10;AI-generated content may be incorrect."/>
@@ -1753,6 +1799,7 @@
   <w:style w:type="character" w:default="1" w:styleId="DefaultParagraphFont">
     <w:name w:val="Default Paragraph Font"/>
     <w:uiPriority w:val="1"/>
+    <w:semiHidden/>
     <w:unhideWhenUsed/>
   </w:style>
   <w:style w:type="table" w:default="1" w:styleId="TableNormal">
